--- a/src/Apps/CZ/CoreLocalizationPack/app/Src/Reports/ReminderEmail.docx
+++ b/src/Apps/CZ/CoreLocalizationPack/app/Src/Reports/ReminderEmail.docx
@@ -93,7 +93,7 @@
     <w:p/>
     <w:tbl>
       <w:tblPr>
-        <w:tblStyle w:val="TableGrid"/>
+        <w:tblStyle w:val="Mkatabulky"/>
         <w:tblW w:w="11745" w:type="dxa"/>
         <w:tblInd w:w="-1051" w:type="dxa"/>
         <w:tblBorders>
@@ -147,19 +147,11 @@
                 <w:text/>
               </w:sdtPr>
               <w:sdtContent>
-                <w:proofErr w:type="gramStart"/>
                 <w:r>
                   <w:rPr>
                     <w:b/>
                   </w:rPr>
-                  <w:t>DocumentNo</w:t>
-                </w:r>
-                <w:proofErr w:type="gramEnd"/>
-                <w:r>
-                  <w:rPr>
-                    <w:b/>
-                  </w:rPr>
-                  <w:t>_IssuedReminderLineCaption</w:t>
+                  <w:t>DocumentNo_IssuedReminderLineCaption</w:t>
                 </w:r>
               </w:sdtContent>
             </w:sdt>
@@ -426,7 +418,7 @@
           <w:alias w:val="#Nav: /Issued_Reminder_Header/CopyLoop/Issued_Reminder_Line"/>
           <w:tag w:val="#Nav: Reminder_CZL/31182"/>
           <w:id w:val="1044099529"/>
-          <w15:dataBinding w:prefixMappings="xmlns:ns0='urn:microsoft-dynamics-nav/reports/Reminder_CZL/31182/'" w:xpath="/ns0:NavWordReportXmlPart[1]/ns0:Issued_Reminder_Header[1]/ns0:CopyLoop[1]/ns0:Issued_Reminder_Line" w:storeItemID="{A6597D98-F702-4DCF-B4F9-7EF82DA86752}"/>
+          <w15:dataBinding w:prefixMappings="xmlns:ns0='urn:microsoft-dynamics-nav/reports/Reminder_CZL/31182/' " w:xpath="/ns0:NavWordReportXmlPart[1]/ns0:Issued_Reminder_Header[1]/ns0:CopyLoop[1]/ns0:Issued_Reminder_Line" w:storeItemID="{A6597D98-F702-4DCF-B4F9-7EF82DA86752}"/>
           <w15:repeatingSection/>
         </w:sdtPr>
         <w:sdtContent>
@@ -472,19 +464,11 @@
                           </w:rPr>
                         </w:pPr>
                         <w:proofErr w:type="spellStart"/>
-                        <w:proofErr w:type="gramStart"/>
                         <w:r>
                           <w:rPr>
                             <w:bCs/>
                           </w:rPr>
-                          <w:t>DocumentNo</w:t>
-                        </w:r>
-                        <w:proofErr w:type="gramEnd"/>
-                        <w:r>
-                          <w:rPr>
-                            <w:bCs/>
-                          </w:rPr>
-                          <w:t>_IssuedReminderLine</w:t>
+                          <w:t>DocumentNo_IssuedReminderLine</w:t>
                         </w:r>
                         <w:proofErr w:type="spellEnd"/>
                       </w:p>
@@ -889,120 +873,102 @@
         <w:t>,</w:t>
       </w:r>
     </w:p>
-    <w:sdt>
-      <w:sdtPr>
-        <w:alias w:val="#Nav: /Company_Information/CompanyAddr1"/>
-        <w:tag w:val="#Nav: Reminder_CZL/31182"/>
-        <w:id w:val="1097145861"/>
-        <w:placeholder>
-          <w:docPart w:val="DefaultPlaceholder_-1854013440"/>
-        </w:placeholder>
-        <w:dataBinding w:prefixMappings="xmlns:ns0='urn:microsoft-dynamics-nav/reports/Reminder_CZL/31182/'" w:xpath="/ns0:NavWordReportXmlPart[1]/ns0:Company_Information[1]/ns0:CompanyAddr1[1]" w:storeItemID="{A6597D98-F702-4DCF-B4F9-7EF82DA86752}"/>
-        <w:text/>
-      </w:sdtPr>
-      <w:sdtContent>
-        <w:p>
+    <w:p>
+      <w:sdt>
+        <w:sdtPr>
+          <w:id w:val="-1450620460"/>
+          <w:placeholder>
+            <w:docPart w:val="DefaultPlaceholder_-1854013440"/>
+          </w:placeholder>
+          <w15:dataBinding w:prefixMappings="xmlns:ns0='urn:microsoft-dynamics-nav/reports/Reminder_CZL/31182/' " w:xpath="/ns0:NavWordReportXmlPart[1]/ns0:Issued_Reminder_Header[1]/ns0:CompanyAddress1[1]" w:storeItemID="{A6597D98-F702-4DCF-B4F9-7EF82DA86752}" w16sdtdh:storeItemChecksum="GJ7R7A=="/>
+        </w:sdtPr>
+        <w:sdtContent>
           <w:r>
-            <w:t>CompanyAddr1</w:t>
+            <w:t>CompanyAddress1</w:t>
           </w:r>
-        </w:p>
-      </w:sdtContent>
-    </w:sdt>
-    <w:sdt>
-      <w:sdtPr>
-        <w:alias w:val="#Nav: /Company_Information/CompanyAddr2"/>
-        <w:tag w:val="#Nav: Reminder_CZL/31182"/>
-        <w:id w:val="381136359"/>
-        <w:placeholder>
-          <w:docPart w:val="DefaultPlaceholder_-1854013440"/>
-        </w:placeholder>
-        <w:dataBinding w:prefixMappings="xmlns:ns0='urn:microsoft-dynamics-nav/reports/Reminder_CZL/31182/'" w:xpath="/ns0:NavWordReportXmlPart[1]/ns0:Company_Information[1]/ns0:CompanyAddr2[1]" w:storeItemID="{A6597D98-F702-4DCF-B4F9-7EF82DA86752}"/>
-        <w:text/>
-      </w:sdtPr>
-      <w:sdtContent>
-        <w:p>
+        </w:sdtContent>
+      </w:sdt>
+    </w:p>
+    <w:p>
+      <w:sdt>
+        <w:sdtPr>
+          <w:id w:val="840738872"/>
+          <w:placeholder>
+            <w:docPart w:val="DefaultPlaceholder_-1854013440"/>
+          </w:placeholder>
+          <w15:dataBinding w:prefixMappings="xmlns:ns0='urn:microsoft-dynamics-nav/reports/Reminder_CZL/31182/' " w:xpath="/ns0:NavWordReportXmlPart[1]/ns0:Issued_Reminder_Header[1]/ns0:CompanyAddress2[1]" w:storeItemID="{A6597D98-F702-4DCF-B4F9-7EF82DA86752}" w16sdtdh:storeItemChecksum="GJ7R7A=="/>
+        </w:sdtPr>
+        <w:sdtContent>
           <w:r>
-            <w:t>CompanyAddr2</w:t>
+            <w:t>CompanyAddress2</w:t>
           </w:r>
-        </w:p>
-      </w:sdtContent>
-    </w:sdt>
-    <w:sdt>
-      <w:sdtPr>
-        <w:alias w:val="#Nav: /Company_Information/CompanyAddr3"/>
-        <w:tag w:val="#Nav: Reminder_CZL/31182"/>
-        <w:id w:val="1663272764"/>
-        <w:placeholder>
-          <w:docPart w:val="DefaultPlaceholder_-1854013440"/>
-        </w:placeholder>
-        <w:dataBinding w:prefixMappings="xmlns:ns0='urn:microsoft-dynamics-nav/reports/Reminder_CZL/31182/'" w:xpath="/ns0:NavWordReportXmlPart[1]/ns0:Company_Information[1]/ns0:CompanyAddr3[1]" w:storeItemID="{A6597D98-F702-4DCF-B4F9-7EF82DA86752}"/>
-        <w:text/>
-      </w:sdtPr>
-      <w:sdtContent>
-        <w:p>
+        </w:sdtContent>
+      </w:sdt>
+    </w:p>
+    <w:p>
+      <w:sdt>
+        <w:sdtPr>
+          <w:id w:val="-923339486"/>
+          <w:placeholder>
+            <w:docPart w:val="DefaultPlaceholder_-1854013440"/>
+          </w:placeholder>
+          <w15:dataBinding w:prefixMappings="xmlns:ns0='urn:microsoft-dynamics-nav/reports/Reminder_CZL/31182/' " w:xpath="/ns0:NavWordReportXmlPart[1]/ns0:Issued_Reminder_Header[1]/ns0:CompanyAddress3[1]" w:storeItemID="{A6597D98-F702-4DCF-B4F9-7EF82DA86752}" w16sdtdh:storeItemChecksum="GJ7R7A=="/>
+        </w:sdtPr>
+        <w:sdtContent>
           <w:r>
-            <w:t>CompanyAddr3</w:t>
+            <w:t>CompanyAddress3</w:t>
           </w:r>
-        </w:p>
-      </w:sdtContent>
-    </w:sdt>
-    <w:sdt>
-      <w:sdtPr>
-        <w:alias w:val="#Nav: /Company_Information/CompanyAddr4"/>
-        <w:tag w:val="#Nav: Reminder_CZL/31182"/>
-        <w:id w:val="678616658"/>
-        <w:placeholder>
-          <w:docPart w:val="DefaultPlaceholder_-1854013440"/>
-        </w:placeholder>
-        <w:dataBinding w:prefixMappings="xmlns:ns0='urn:microsoft-dynamics-nav/reports/Reminder_CZL/31182/'" w:xpath="/ns0:NavWordReportXmlPart[1]/ns0:Company_Information[1]/ns0:CompanyAddr4[1]" w:storeItemID="{A6597D98-F702-4DCF-B4F9-7EF82DA86752}"/>
-        <w:text/>
-      </w:sdtPr>
-      <w:sdtContent>
-        <w:p>
+        </w:sdtContent>
+      </w:sdt>
+    </w:p>
+    <w:p>
+      <w:sdt>
+        <w:sdtPr>
+          <w:id w:val="23143407"/>
+          <w:placeholder>
+            <w:docPart w:val="DefaultPlaceholder_-1854013440"/>
+          </w:placeholder>
+          <w15:dataBinding w:prefixMappings="xmlns:ns0='urn:microsoft-dynamics-nav/reports/Reminder_CZL/31182/' " w:xpath="/ns0:NavWordReportXmlPart[1]/ns0:Issued_Reminder_Header[1]/ns0:CompanyAddress4[1]" w:storeItemID="{A6597D98-F702-4DCF-B4F9-7EF82DA86752}" w16sdtdh:storeItemChecksum="GJ7R7A=="/>
+        </w:sdtPr>
+        <w:sdtContent>
           <w:r>
-            <w:t>CompanyAddr4</w:t>
+            <w:t>CompanyAddress4</w:t>
           </w:r>
-        </w:p>
-      </w:sdtContent>
-    </w:sdt>
-    <w:sdt>
-      <w:sdtPr>
-        <w:alias w:val="#Nav: /Company_Information/CompanyAddr5"/>
-        <w:tag w:val="#Nav: Reminder_CZL/31182"/>
-        <w:id w:val="-11300810"/>
-        <w:placeholder>
-          <w:docPart w:val="DefaultPlaceholder_-1854013440"/>
-        </w:placeholder>
-        <w:dataBinding w:prefixMappings="xmlns:ns0='urn:microsoft-dynamics-nav/reports/Reminder_CZL/31182/'" w:xpath="/ns0:NavWordReportXmlPart[1]/ns0:Company_Information[1]/ns0:CompanyAddr5[1]" w:storeItemID="{A6597D98-F702-4DCF-B4F9-7EF82DA86752}"/>
-        <w:text/>
-      </w:sdtPr>
-      <w:sdtContent>
-        <w:p>
+        </w:sdtContent>
+      </w:sdt>
+    </w:p>
+    <w:p>
+      <w:sdt>
+        <w:sdtPr>
+          <w:id w:val="220493346"/>
+          <w:placeholder>
+            <w:docPart w:val="DefaultPlaceholder_-1854013440"/>
+          </w:placeholder>
+          <w15:dataBinding w:prefixMappings="xmlns:ns0='urn:microsoft-dynamics-nav/reports/Reminder_CZL/31182/' " w:xpath="/ns0:NavWordReportXmlPart[1]/ns0:Issued_Reminder_Header[1]/ns0:CompanyAddress5[1]" w:storeItemID="{A6597D98-F702-4DCF-B4F9-7EF82DA86752}" w16sdtdh:storeItemChecksum="GJ7R7A=="/>
+        </w:sdtPr>
+        <w:sdtContent>
           <w:r>
-            <w:t>CompanyAddr5</w:t>
+            <w:t>CompanyAddress5</w:t>
           </w:r>
-        </w:p>
-      </w:sdtContent>
-    </w:sdt>
-    <w:sdt>
-      <w:sdtPr>
-        <w:alias w:val="#Nav: /Company_Information/CompanyAddr6"/>
-        <w:tag w:val="#Nav: Reminder_CZL/31182"/>
-        <w:id w:val="-1189670073"/>
-        <w:placeholder>
-          <w:docPart w:val="DefaultPlaceholder_-1854013440"/>
-        </w:placeholder>
-        <w:dataBinding w:prefixMappings="xmlns:ns0='urn:microsoft-dynamics-nav/reports/Reminder_CZL/31182/'" w:xpath="/ns0:NavWordReportXmlPart[1]/ns0:Company_Information[1]/ns0:CompanyAddr6[1]" w:storeItemID="{A6597D98-F702-4DCF-B4F9-7EF82DA86752}"/>
-        <w:text/>
-      </w:sdtPr>
-      <w:sdtContent>
-        <w:p>
+        </w:sdtContent>
+      </w:sdt>
+    </w:p>
+    <w:p>
+      <w:sdt>
+        <w:sdtPr>
+          <w:id w:val="151182811"/>
+          <w:placeholder>
+            <w:docPart w:val="DefaultPlaceholder_-1854013440"/>
+          </w:placeholder>
+          <w15:dataBinding w:prefixMappings="xmlns:ns0='urn:microsoft-dynamics-nav/reports/Reminder_CZL/31182/' " w:xpath="/ns0:NavWordReportXmlPart[1]/ns0:Issued_Reminder_Header[1]/ns0:CompanyAddress6[1]" w:storeItemID="{A6597D98-F702-4DCF-B4F9-7EF82DA86752}" w16sdtdh:storeItemChecksum="GJ7R7A=="/>
+        </w:sdtPr>
+        <w:sdtContent>
           <w:r>
-            <w:t>CompanyAddr6</w:t>
+            <w:t>CompanyAddress6</w:t>
           </w:r>
-        </w:p>
-      </w:sdtContent>
-    </w:sdt>
+        </w:sdtContent>
+      </w:sdt>
+    </w:p>
     <w:p/>
     <w:sectPr>
       <w:pgSz w:w="11906" w:h="16838"/>
@@ -1409,17 +1375,17 @@
     <w:lsdException w:name="Unresolved Mention" w:semiHidden="1" w:unhideWhenUsed="1"/>
     <w:lsdException w:name="Smart Link" w:semiHidden="1" w:unhideWhenUsed="1"/>
   </w:latentStyles>
-  <w:style w:type="paragraph" w:default="1" w:styleId="Normal">
+  <w:style w:type="paragraph" w:default="1" w:styleId="Normln">
     <w:name w:val="Normal"/>
     <w:qFormat/>
   </w:style>
-  <w:style w:type="character" w:default="1" w:styleId="DefaultParagraphFont">
+  <w:style w:type="character" w:default="1" w:styleId="Standardnpsmoodstavce">
     <w:name w:val="Default Paragraph Font"/>
     <w:uiPriority w:val="1"/>
     <w:semiHidden/>
     <w:unhideWhenUsed/>
   </w:style>
-  <w:style w:type="table" w:default="1" w:styleId="TableNormal">
+  <w:style w:type="table" w:default="1" w:styleId="Normlntabulka">
     <w:name w:val="Normal Table"/>
     <w:uiPriority w:val="99"/>
     <w:semiHidden/>
@@ -1434,15 +1400,15 @@
       </w:tblCellMar>
     </w:tblPr>
   </w:style>
-  <w:style w:type="numbering" w:default="1" w:styleId="NoList">
+  <w:style w:type="numbering" w:default="1" w:styleId="Bezseznamu">
     <w:name w:val="No List"/>
     <w:uiPriority w:val="99"/>
     <w:semiHidden/>
     <w:unhideWhenUsed/>
   </w:style>
-  <w:style w:type="table" w:styleId="TableGrid">
+  <w:style w:type="table" w:styleId="Mkatabulky">
     <w:name w:val="Table Grid"/>
-    <w:basedOn w:val="TableNormal"/>
+    <w:basedOn w:val="Normlntabulka"/>
     <w:uiPriority w:val="39"/>
     <w:rsid w:val="00977119"/>
     <w:pPr>
@@ -1460,9 +1426,9 @@
       </w:tblBorders>
     </w:tblPr>
   </w:style>
-  <w:style w:type="character" w:styleId="PlaceholderText">
+  <w:style w:type="character" w:styleId="Zstupntext">
     <w:name w:val="Placeholder Text"/>
-    <w:basedOn w:val="DefaultParagraphFont"/>
+    <w:basedOn w:val="Standardnpsmoodstavce"/>
     <w:uiPriority w:val="99"/>
     <w:semiHidden/>
     <w:rsid w:val="00977119"/>
@@ -1495,7 +1461,7 @@
         <w:p>
           <w:r>
             <w:rPr>
-              <w:rStyle w:val="PlaceholderText"/>
+              <w:rStyle w:val="Zstupntext"/>
             </w:rPr>
             <w:t>Click or tap here to enter text.</w:t>
           </w:r>
@@ -1521,7 +1487,7 @@
         <w:p>
           <w:r>
             <w:rPr>
-              <w:rStyle w:val="PlaceholderText"/>
+              <w:rStyle w:val="Zstupntext"/>
             </w:rPr>
             <w:t>Enter any content that you want to repeat, including other content controls. You can also insert this control around table rows in order to repeat parts of a table.</w:t>
           </w:r>
@@ -1550,7 +1516,7 @@
           </w:pPr>
           <w:r>
             <w:rPr>
-              <w:rStyle w:val="PlaceholderText"/>
+              <w:rStyle w:val="Zstupntext"/>
             </w:rPr>
             <w:t>Click or tap here to enter text.</w:t>
           </w:r>
@@ -1617,11 +1583,13 @@
     <w:rsidRoot w:val="00331530"/>
     <w:rsid w:val="0028558F"/>
     <w:rsid w:val="002F7849"/>
+    <w:rsid w:val="00330926"/>
     <w:rsid w:val="00331530"/>
     <w:rsid w:val="0034697F"/>
     <w:rsid w:val="00397A3E"/>
     <w:rsid w:val="003C0664"/>
     <w:rsid w:val="003D1750"/>
+    <w:rsid w:val="004232D4"/>
     <w:rsid w:val="004245FE"/>
     <w:rsid w:val="00441F74"/>
     <w:rsid w:val="004C2C55"/>
@@ -2060,17 +2028,17 @@
     <w:lsdException w:name="Unresolved Mention" w:semiHidden="1" w:unhideWhenUsed="1"/>
     <w:lsdException w:name="Smart Link" w:semiHidden="1" w:unhideWhenUsed="1"/>
   </w:latentStyles>
-  <w:style w:type="paragraph" w:default="1" w:styleId="Normal">
+  <w:style w:type="paragraph" w:default="1" w:styleId="Normln">
     <w:name w:val="Normal"/>
     <w:qFormat/>
   </w:style>
-  <w:style w:type="character" w:default="1" w:styleId="DefaultParagraphFont">
+  <w:style w:type="character" w:default="1" w:styleId="Standardnpsmoodstavce">
     <w:name w:val="Default Paragraph Font"/>
     <w:uiPriority w:val="1"/>
     <w:semiHidden/>
     <w:unhideWhenUsed/>
   </w:style>
-  <w:style w:type="table" w:default="1" w:styleId="TableNormal">
+  <w:style w:type="table" w:default="1" w:styleId="Normlntabulka">
     <w:name w:val="Normal Table"/>
     <w:uiPriority w:val="99"/>
     <w:semiHidden/>
@@ -2085,15 +2053,15 @@
       </w:tblCellMar>
     </w:tblPr>
   </w:style>
-  <w:style w:type="numbering" w:default="1" w:styleId="NoList">
+  <w:style w:type="numbering" w:default="1" w:styleId="Bezseznamu">
     <w:name w:val="No List"/>
     <w:uiPriority w:val="99"/>
     <w:semiHidden/>
     <w:unhideWhenUsed/>
   </w:style>
-  <w:style w:type="character" w:styleId="PlaceholderText">
+  <w:style w:type="character" w:styleId="Zstupntext">
     <w:name w:val="Placeholder Text"/>
-    <w:basedOn w:val="DefaultParagraphFont"/>
+    <w:basedOn w:val="Standardnpsmoodstavce"/>
     <w:uiPriority w:val="99"/>
     <w:semiHidden/>
     <w:rsid w:val="0028558F"/>
@@ -2410,7 +2378,11 @@
 </a:theme>
 </file>
 
-<file path=customXml/item1.xml>��< ? x m l   v e r s i o n = " 1 . 0 "   e n c o d i n g = " u t f - 1 6 " ? > +<file path=customXml/item1.xml><?xml version="1.0" encoding="utf-8"?>
+<b:Sources xmlns:b="http://schemas.openxmlformats.org/officeDocument/2006/bibliography" xmlns="http://schemas.openxmlformats.org/officeDocument/2006/bibliography" SelectedStyle="\APASixthEditionOfficeOnline.xsl" StyleName="APA" Version="6"/>
+</file>
+
+<file path=customXml/item2.xml>��< ? x m l   v e r s i o n = " 1 . 0 "   e n c o d i n g = " u t f - 1 6 " ? >   
  < N a v W o r d R e p o r t X m l P a r t   x m l n s = " u r n : m i c r o s o f t - d y n a m i c s - n a v / r e p o r t s / R e m i n d e r _ C Z L / 3 1 1 8 2 / " >   
@@ -2519,6 +2491,18 @@
          < B a n k A c c o u n t N o _ I s s u e d R e m i n d e r H e a d e r > B a n k A c c o u n t N o _ I s s u e d R e m i n d e r H e a d e r < / B a n k A c c o u n t N o _ I s s u e d R e m i n d e r H e a d e r >   
          < B a n k A c c o u n t N o _ I s s u e d R e m i n d e r H e a d e r C a p t i o n > B a n k A c c o u n t N o _ I s s u e d R e m i n d e r H e a d e r C a p t i o n < / B a n k A c c o u n t N o _ I s s u e d R e m i n d e r H e a d e r C a p t i o n > + 
+         < C o m p a n y A d d r e s s 1 > C o m p a n y A d d r e s s 1 < / C o m p a n y A d d r e s s 1 > + 
+         < C o m p a n y A d d r e s s 2 > C o m p a n y A d d r e s s 2 < / C o m p a n y A d d r e s s 2 > + 
+         < C o m p a n y A d d r e s s 3 > C o m p a n y A d d r e s s 3 < / C o m p a n y A d d r e s s 3 > + 
+         < C o m p a n y A d d r e s s 4 > C o m p a n y A d d r e s s 4 < / C o m p a n y A d d r e s s 4 > + 
+         < C o m p a n y A d d r e s s 5 > C o m p a n y A d d r e s s 5 < / C o m p a n y A d d r e s s 5 > + 
+         < C o m p a n y A d d r e s s 6 > C o m p a n y A d d r e s s 6 < / C o m p a n y A d d r e s s 6 >   
          < C o n t a c t _ I s s u e d R e m i n d e r H e a d e r > C o n t a c t _ I s s u e d R e m i n d e r H e a d e r < / C o n t a c t _ I s s u e d R e m i n d e r H e a d e r >   
@@ -2709,22 +2693,18 @@
  < / N a v W o r d R e p o r t X m l P a r t > 
 </file>
 
-<file path=customXml/item2.xml><?xml version="1.0" encoding="utf-8"?>
-<b:Sources xmlns:b="http://schemas.openxmlformats.org/officeDocument/2006/bibliography" xmlns="http://schemas.openxmlformats.org/officeDocument/2006/bibliography" SelectedStyle="\APASixthEditionOfficeOnline.xsl" StyleName="APA" Version="6"/>
-</file>
-
 <file path=customXml/itemProps1.xml><?xml version="1.0" encoding="utf-8"?>
-<ds:datastoreItem xmlns:ds="http://schemas.openxmlformats.org/officeDocument/2006/customXml" ds:itemID="{A6597D98-F702-4DCF-B4F9-7EF82DA86752}">
+<ds:datastoreItem xmlns:ds="http://schemas.openxmlformats.org/officeDocument/2006/customXml" ds:itemID="{A097F890-349D-493C-B44A-7D7B874D413F}">
   <ds:schemaRefs>
-    <ds:schemaRef ds:uri="urn:microsoft-dynamics-nav/reports/Reminder_CZL/31182/"/>
+    <ds:schemaRef ds:uri="http://schemas.openxmlformats.org/officeDocument/2006/bibliography"/>
   </ds:schemaRefs>
 </ds:datastoreItem>
 </file>
 
 <file path=customXml/itemProps2.xml><?xml version="1.0" encoding="utf-8"?>
-<ds:datastoreItem xmlns:ds="http://schemas.openxmlformats.org/officeDocument/2006/customXml" ds:itemID="{A097F890-349D-493C-B44A-7D7B874D413F}">
+<ds:datastoreItem xmlns:ds="http://schemas.openxmlformats.org/officeDocument/2006/customXml" ds:itemID="{A6597D98-F702-4DCF-B4F9-7EF82DA86752}">
   <ds:schemaRefs>
-    <ds:schemaRef ds:uri="http://schemas.openxmlformats.org/officeDocument/2006/bibliography"/>
+    <ds:schemaRef ds:uri="urn:microsoft-dynamics-nav/reports/Reminder_CZL/31182/"/>
   </ds:schemaRefs>
 </ds:datastoreItem>
 </file>

--- a/src/Apps/CZ/CoreLocalizationPack/app/Src/Reports/ReminderEmail.docx
+++ b/src/Apps/CZ/CoreLocalizationPack/app/Src/Reports/ReminderEmail.docx
@@ -2693,6 +2693,447 @@
  < / N a v W o r d R e p o r t X m l P a r t > 
 </file>
 
+<file path=customXml/item3.xml>��< ? x m l   v e r s i o n = " 1 . 0 "   e n c o d i n g = " u t f - 1 6 " ? > + 
+ < N a v W o r d R e p o r t X m l P a r t   x m l n s = " u r n : m i c r o s o f t - d y n a m i c s - b u s i n e s s c e n t r a l / i n t e r n a l / e x t e n d e d / r e p o r t s / R e m i n d e r _ C Z L / 3 1 1 8 2 / " > + 
+     < B C R e p o r t I n f o r m a t i o n > + 
+         < R e p o r t M e t a d a t a > + 
+             < E x t e n s i o n I d > E x t e n s i o n   I D < / E x t e n s i o n I d > + 
+             < E x t e n s i o n N a m e > E x t e n s i o n   N a m e < / E x t e n s i o n N a m e > + 
+             < E x t e n s i o n P u b l i s h e r > E x t e n s i o n   P u b l i s h e r < / E x t e n s i o n P u b l i s h e r > + 
+             < E x t e n s i o n V e r s i o n > E x t e n s i o n   V e r s i o n < / E x t e n s i o n V e r s i o n > + 
+             < R e p o r t I d > R e p o r t   I D < / R e p o r t I d > + 
+             < R e p o r t N a m e > R e p o r t   N a m e < / R e p o r t N a m e > + 
+             < A b o u t T h i s R e p o r t T i t l e > A b o u t   T h i s   R e p o r t   T i t l e < / A b o u t T h i s R e p o r t T i t l e > + 
+             < A b o u t T h i s R e p o r t T e x t > A b o u t   T h i s   R e p o r t   T e x t < / A b o u t T h i s R e p o r t T e x t > + 
+             < R e p o r t H e l p L i n k > R e p o r t   H e l p   L i n k < / R e p o r t H e l p L i n k > + 
+         < / R e p o r t M e t a d a t a > + 
+         < R e p o r t R e q u e s t > + 
+             < T e n a n t E n t r a I d > T e n a n t   E n t r a   I d < / T e n a n t E n t r a I d > + 
+             < E n v i r o n m e n t N a m e > E n v i r o n m e n t   N a m e < / E n v i r o n m e n t N a m e > + 
+             < E n v i r o n m e n t T y p e > E n v i r o n m e n t   T y p e < / E n v i r o n m e n t T y p e > + 
+             < C o m p a n y N a m e > C o m p a n y   N a m e < / C o m p a n y N a m e > + 
+             < C o m p a n y D i s p l a y N a m e > C o m p a n y   D i s p l a y   N a m e < / C o m p a n y D i s p l a y N a m e > + 
+             < C o m p a n y I d > C o m p a n y   I D < / C o m p a n y I d > + 
+             < U s e r N a m e > U s e r   N a m e < / U s e r N a m e > + 
+             < D a t e A n d T i m e > D a t e   a n d   T i m e < / D a t e A n d T i m e > + 
+             < L a n g u a g e > L a n g u a g e < / L a n g u a g e > + 
+             < F o r m a t R e g i o n > F o r m a t   R e g i o n < / F o r m a t R e g i o n > + 
+             < D a t e T i m e V a l u e s > + 
+                 < Y e a r > Y e a r < / Y e a r > + 
+                 < M o n t h N u m b e r > M o n t h   N u m b e r < / M o n t h N u m b e r > + 
+                 < D a y N u m b e r > D a y   N u m b e r < / D a y N u m b e r > + 
+                 < H o u r > H o u r < / H o u r > + 
+                 < M i n u t e > M i n u t e < / M i n u t e > + 
+             < / D a t e T i m e V a l u e s > + 
+         < / R e p o r t R e q u e s t > + 
+     < / B C R e p o r t I n f o r m a t i o n > + 
+     < T o o l t i p s > + 
+         < T o o l t i p   c o l u m n = " R e g i s t r a t i o n N o _ C o m p a n y I n f o r m a t i o n "   E l e m e n t I d = " 1 6 0 2 7 4 5 8 7 9 " > + 
+             < T o o l t i p T e x t   l a n g = " e n - U S " > S p e c i f i e s   t h e   c o m p a n y ' s   r e g i s t r a t i o n   n u m b e r .   Y o u   c a n   e n t e r   a   m a x i m u m   o f   2 0   c h a r a c t e r s ,   b o t h   n u m b e r s   a n d   l e t t e r s . < / T o o l t i p T e x t > + 
+         < / T o o l t i p > + 
+         < T o o l t i p   c o l u m n = " V A T R e g i s t r a t i o n N o _ C o m p a n y I n f o r m a t i o n "   E l e m e n t I d = " 9 9 4 7 0 5 0 1 4 " > + 
+             < T o o l t i p T e x t   l a n g = " e n - U S " > S p e c i f i e s   t h e   c o m p a n y ' s   V A T   r e g i s t r a t i o n   n u m b e r . < / T o o l t i p T e x t > + 
+         < / T o o l t i p > + 
+         < T o o l t i p   c o l u m n = " H o m e P a g e _ C o m p a n y I n f o r m a t i o n "   E l e m e n t I d = " 1 8 4 4 3 9 1 3 2 5 " > + 
+             < T o o l t i p T e x t   l a n g = " e n - U S " > S p e c i f i e s   y o u r   c o m p a n y ' s   w e b   s i t e . < / T o o l t i p T e x t > + 
+         < / T o o l t i p > + 
+         < T o o l t i p   c o l u m n = " P i c t u r e _ C o m p a n y I n f o r m a t i o n "   E l e m e n t I d = " 1 4 8 0 3 2 4 6 4 3 " > + 
+             < T o o l t i p T e x t   l a n g = " e n - U S " > S p e c i f i e s   t h e   p i c t u r e   t h a t   h a s   b e e n   s e t   u p   f o r   t h e   c o m p a n y ,   s u c h   a s   a   c o m p a n y   l o g o . < / T o o l t i p T e x t > + 
+         < / T o o l t i p > + 
+         < T o o l t i p   c o l u m n = " L C Y C o d e _ G e n e r a l L e d g e r S e t u p "   E l e m e n t I d = " 2 2 0 4 9 4 9 4 7 " > + 
+             < T o o l t i p T e x t   l a n g = " e n - U S " > S p e c i f i e s   t h e   I S O   3   l e t t e r   c u r r e n c y   c o d e   f o r   t h e   l o c a l   c u r r e n c y . < / T o o l t i p T e x t > + 
+         < / T o o l t i p > + 
+         < T o o l t i p   c o l u m n = " N o _ I s s u e d R e m i n d e r H e a d e r "   E l e m e n t I d = " 4 4 6 3 2 8 1 9 1 " > + 
+             < T o o l t i p T e x t   l a n g = " e n - U S " > S p e c i f i e s   t h e   n u m b e r   o f   t h e   i n v o l v e d   e n t r y   o r   r e c o r d ,   a c c o r d i n g   t o   t h e   s p e c i f i e d   n u m b e r   s e r i e s . < / T o o l t i p T e x t > + 
+         < / T o o l t i p > + 
+         < T o o l t i p   c o l u m n = " C u s t o m e r N o _ I s s u e d R e m i n d e r H e a d e r "   E l e m e n t I d = " 1 0 8 6 5 6 3 6 4 3 " > + 
+             < T o o l t i p T e x t   l a n g = " e n - U S " > S p e c i f i e s   t h e   c u s t o m e r   n u m b e r   t h e   r e m i n d e r   i s   f o r . < / T o o l t i p T e x t > + 
+         < / T o o l t i p > + 
+         < T o o l t i p   c o l u m n = " C u r r e n c y C o d e _ I s s u e d R e m i n d e r H e a d e r "   E l e m e n t I d = " 1 3 1 6 1 1 3 2 6 8 " > + 
+             < T o o l t i p T e x t   l a n g = " e n - U S " > S p e c i f i e s   t h e   c u r r e n c y   c o d e   o f   t h e   i s s u e d   r e m i n d e r . < / T o o l t i p T e x t > + 
+         < / T o o l t i p > + 
+         < T o o l t i p   c o l u m n = " C o n t a c t _ I s s u e d R e m i n d e r H e a d e r "   E l e m e n t I d = " 3 3 3 4 5 1 0 1 8 " > + 
+             < T o o l t i p T e x t   l a n g = " e n - U S " > S p e c i f i e s   t h e   n a m e   o f   t h e   p e r s o n   y o u   r e g u l a r l y   c o n t a c t   w h e n   y o u   c o m m u n i c a t e   w i t h   t h e   c u s t o m e r   t h e   r e m i n d e r   i s   f o r . < / T o o l t i p T e x t > + 
+         < / T o o l t i p > + 
+         < T o o l t i p   c o l u m n = " D o c u m e n t T y p e _ I s s u e d R e m i n d e r L i n e "   E l e m e n t I d = " 1 1 8 9 1 3 5 6 8 " > + 
+             < T o o l t i p T e x t   l a n g = " e n - U S " > S p e c i f i e s   t h e   d o c u m e n t   t y p e   o f   t h e   c u s t o m e r   l e d g e r   e n t r y   t h i s   r e m i n d e r   l i n e   i s   f o r . < / T o o l t i p T e x t > + 
+         < / T o o l t i p > + 
+         < T o o l t i p   c o l u m n = " D o c u m e n t N o _ I s s u e d R e m i n d e r L i n e "   E l e m e n t I d = " 1 1 9 4 9 2 4 0 5 5 " > + 
+             < T o o l t i p T e x t   l a n g = " e n - U S " > S p e c i f i e s   t h e   d o c u m e n t   n u m b e r   o f   t h e   c u s t o m e r   l e d g e r   e n t r y   t h i s   r e m i n d e r   l i n e   i s   f o r . < / T o o l t i p T e x t > + 
+         < / T o o l t i p > + 
+         < T o o l t i p   c o l u m n = " O r i g i n a l A m o u n t _ I s s u e d R e m i n d e r L i n e "   E l e m e n t I d = " 8 5 4 9 7 3 2 0 2 " > + 
+             < T o o l t i p T e x t   l a n g = " e n - U S " > S p e c i f i e s   t h e   o r i g i n a l   a m o u n t   o f   t h e   c u s t o m e r   l e d g e r   e n t r y   t h a t   t h i s   r e m i n d e r   l i n e   i s   f o r . < / T o o l t i p T e x t > + 
+         < / T o o l t i p > + 
+         < T o o l t i p   c o l u m n = " R e m a i n i n g A m o u n t _ I s s u e d R e m i n d e r L i n e "   E l e m e n t I d = " 1 7 5 8 7 3 1 9 5 1 " > + 
+             < T o o l t i p T e x t   l a n g = " e n - U S " > S p e c i f i e s   t h e   r e m a i n i n g   a m o u n t   o f   t h e   c u s t o m e r   l e d g e r   e n t r y   t h i s   r e m i n d e r   l i n e   i s   f o r . < / T o o l t i p T e x t > + 
+         < / T o o l t i p > + 
+         < T o o l t i p   c o l u m n = " D e s c r i p t i o n _ I s s u e d R e m i n d e r L i n e "   E l e m e n t I d = " 1 9 7 2 6 2 3 1 2 7 " > + 
+             < T o o l t i p T e x t   l a n g = " e n - U S " > S p e c i f i e s   a n   e n t r y   d e s c r i p t i o n ,   b a s e d   o n   t h e   c o n t e n t s   o f   t h e   T y p e   f i e l d . < / T o o l t i p T e x t > + 
+         < / T o o l t i p > + 
+         < T o o l t i p   c o l u m n = " D o c u m e n t T y p e _ N o t D u e L i n e "   E l e m e n t I d = " 4 7 5 1 5 0 8 6 2 " > + 
+             < T o o l t i p T e x t   l a n g = " e n - U S " > S p e c i f i e s   t h e   d o c u m e n t   t y p e   o f   t h e   c u s t o m e r   l e d g e r   e n t r y   t h i s   r e m i n d e r   l i n e   i s   f o r . < / T o o l t i p T e x t > + 
+         < / T o o l t i p > + 
+         < T o o l t i p   c o l u m n = " D o c u m e n t N o _ N o t D u e L i n e "   E l e m e n t I d = " 1 4 8 5 2 7 0 7 4 7 " > + 
+             < T o o l t i p T e x t   l a n g = " e n - U S " > S p e c i f i e s   t h e   d o c u m e n t   n u m b e r   o f   t h e   c u s t o m e r   l e d g e r   e n t r y   t h i s   r e m i n d e r   l i n e   i s   f o r . < / T o o l t i p T e x t > + 
+         < / T o o l t i p > + 
+         < T o o l t i p   c o l u m n = " O r i g i n a l A m o u n t _ N o t D u e L i n e "   E l e m e n t I d = " 1 9 7 9 7 4 4 6 4 " > + 
+             < T o o l t i p T e x t   l a n g = " e n - U S " > S p e c i f i e s   t h e   o r i g i n a l   a m o u n t   o f   t h e   c u s t o m e r   l e d g e r   e n t r y   t h a t   t h i s   r e m i n d e r   l i n e   i s   f o r . < / T o o l t i p T e x t > + 
+         < / T o o l t i p > + 
+         < T o o l t i p   c o l u m n = " R e m a i n i n g A m o u n t _ N o t D u e L i n e "   E l e m e n t I d = " 3 7 1 6 1 9 5 " > + 
+             < T o o l t i p T e x t   l a n g = " e n - U S " > S p e c i f i e s   t h e   r e m a i n i n g   a m o u n t   o f   t h e   c u s t o m e r   l e d g e r   e n t r y   t h i s   r e m i n d e r   l i n e   i s   f o r . < / T o o l t i p T e x t > + 
+         < / T o o l t i p > + 
+         < T o o l t i p   c o l u m n = " D e s c r i p t i o n _ N o t D u e L i n e "   E l e m e n t I d = " 1 3 4 3 5 9 0 4 3 7 " > + 
+             < T o o l t i p T e x t   l a n g = " e n - U S " > S p e c i f i e s   a n   e n t r y   d e s c r i p t i o n ,   b a s e d   o n   t h e   c o n t e n t s   o f   t h e   T y p e   f i e l d . < / T o o l t i p T e x t > + 
+         < / T o o l t i p > + 
+         < T o o l t i p   c o l u m n = " P h o n e N o _ E m p l o y e e "   E l e m e n t I d = " 1 1 8 5 6 1 9 8 9 " > + 
+             < T o o l t i p T e x t   l a n g = " e n - U S " > S p e c i f i e s   t h e   e m p l o y e e ' s   t e l e p h o n e   n u m b e r . < / T o o l t i p T e x t > + 
+         < / T o o l t i p > + 
+         < T o o l t i p   c o l u m n = " C o m p a n y E M a i l _ E m p l o y e e "   E l e m e n t I d = " 7 8 0 1 1 2 2 5 1 " > + 
+             < T o o l t i p T e x t   l a n g = " e n - U S " > S p e c i f i e s   t h e   e m p l o y e e ' s   e m a i l   a d d r e s s   a t   t h e   c o m p a n y . < / T o o l t i p T e x t > + 
+         < / T o o l t i p > + 
+     < / T o o l t i p s > + 
+     < C o m p a n y _ I n f o r m a t i o n   E l e m e n t T y p e = " D a t a I t e m "   E l e m e n t I d = " 2 8 2 4 6 4 3 2 1 " > + 
+         < C o m p a n y A d d r 1   E l e m e n t T y p e = " C o l u m n "   E l e m e n t I d = " 8 8 5 0 9 6 1 0 4 "   D a t a T y p e = " T e x t "   O b s o l e t e S t a t e = " P e n d i n g " > C o m p a n y A d d r 1 < / C o m p a n y A d d r 1 > + 
+         < C o m p a n y A d d r 2   E l e m e n t T y p e = " C o l u m n "   E l e m e n t I d = " 1 0 2 7 9 9 3 7 4 7 "   D a t a T y p e = " T e x t "   O b s o l e t e S t a t e = " P e n d i n g " > C o m p a n y A d d r 2 < / C o m p a n y A d d r 2 > + 
+         < C o m p a n y A d d r 3   E l e m e n t T y p e = " C o l u m n "   E l e m e n t I d = " 3 9 0 2 9 7 1 3 0 "   D a t a T y p e = " T e x t "   O b s o l e t e S t a t e = " P e n d i n g " > C o m p a n y A d d r 3 < / C o m p a n y A d d r 3 > + 
+         < C o m p a n y A d d r 4   E l e m e n t T y p e = " C o l u m n "   E l e m e n t I d = " 1 9 9 1 5 8 0 3 1 5 "   D a t a T y p e = " T e x t "   O b s o l e t e S t a t e = " P e n d i n g " > C o m p a n y A d d r 4 < / C o m p a n y A d d r 4 > + 
+         < C o m p a n y A d d r 5   E l e m e n t T y p e = " C o l u m n "   E l e m e n t I d = " 1 6 6 5 6 9 0 3 6 4 "   D a t a T y p e = " T e x t "   O b s o l e t e S t a t e = " P e n d i n g " > C o m p a n y A d d r 5 < / C o m p a n y A d d r 5 > + 
+         < C o m p a n y A d d r 6   E l e m e n t T y p e = " C o l u m n "   E l e m e n t I d = " 7 1 6 1 8 7 0 8 1 "   D a t a T y p e = " T e x t "   O b s o l e t e S t a t e = " P e n d i n g " > C o m p a n y A d d r 6 < / C o m p a n y A d d r 6 > + 
+         < H o m e P a g e _ C o m p a n y I n f o r m a t i o n   E l e m e n t T y p e = " C o l u m n "   E l e m e n t I d = " 1 8 4 4 3 9 1 3 2 5 "   D a t a T y p e = " T e x t " > H o m e P a g e _ C o m p a n y I n f o r m a t i o n < / H o m e P a g e _ C o m p a n y I n f o r m a t i o n > + 
+         < P i c t u r e _ C o m p a n y I n f o r m a t i o n   E l e m e n t T y p e = " C o l u m n "   E l e m e n t I d = " 1 4 8 0 3 2 4 6 4 3 "   D a t a T y p e = " B l o b "   / > + 
+         < R e g i s t r a t i o n N o _ C o m p a n y I n f o r m a t i o n   E l e m e n t T y p e = " C o l u m n "   E l e m e n t I d = " 1 6 0 2 7 4 5 8 7 9 "   D a t a T y p e = " T e x t " > R e g i s t r a t i o n N o _ C o m p a n y I n f o r m a t i o n < / R e g i s t r a t i o n N o _ C o m p a n y I n f o r m a t i o n > + 
+         < V A T R e g i s t r a t i o n N o _ C o m p a n y I n f o r m a t i o n   E l e m e n t T y p e = " C o l u m n "   E l e m e n t I d = " 9 9 4 7 0 5 0 1 4 "   D a t a T y p e = " T e x t " > V A T R e g i s t r a t i o n N o _ C o m p a n y I n f o r m a t i o n < / V A T R e g i s t r a t i o n N o _ C o m p a n y I n f o r m a t i o n > + 
+         < S a l e s _ _ x 0 0 2 6 _ _ R e c e i v a b l e s _ S e t u p   E l e m e n t T y p e = " D a t a I t e m "   E l e m e n t I d = " 1 3 2 8 8 3 2 7 0 6 " > + 
+             < L o g o P o s i t i o n o n D o c u m e n t s _ S a l e s R e c e i v a b l e s S e t u p   E l e m e n t T y p e = " C o l u m n "   E l e m e n t I d = " 1 4 4 7 8 1 7 3 9 5 "   D a t a T y p e = " S t r i n g " > L o g o P o s i t i o n o n D o c u m e n t s _ S a l e s R e c e i v a b l e s S e t u p < / L o g o P o s i t i o n o n D o c u m e n t s _ S a l e s R e c e i v a b l e s S e t u p > + 
+             < G e n e r a l _ L e d g e r _ S e t u p   E l e m e n t T y p e = " D a t a I t e m "   E l e m e n t I d = " 1 2 0 6 7 1 7 6 3 3 " > + 
+                 < L C Y C o d e _ G e n e r a l L e d g e r S e t u p   E l e m e n t T y p e = " C o l u m n "   E l e m e n t I d = " 2 2 0 4 9 4 9 4 7 "   D a t a T y p e = " C o d e " > L C Y C o d e _ G e n e r a l L e d g e r S e t u p < / L C Y C o d e _ G e n e r a l L e d g e r S e t u p > + 
+             < / G e n e r a l _ L e d g e r _ S e t u p > + 
+         < / S a l e s _ _ x 0 0 2 6 _ _ R e c e i v a b l e s _ S e t u p > + 
+     < / C o m p a n y _ I n f o r m a t i o n > + 
+     < I s s u e d _ R e m i n d e r _ H e a d e r   E l e m e n t T y p e = " D a t a I t e m "   E l e m e n t I d = " 1 9 8 7 0 4 1 2 5 7 " > + 
+         < B a n k A c c o u n t N o _ I s s u e d R e m i n d e r H e a d e r   E l e m e n t T y p e = " C o l u m n "   E l e m e n t I d = " 5 0 0 1 3 3 9 5 2 "   D a t a T y p e = " T e x t " > B a n k A c c o u n t N o _ I s s u e d R e m i n d e r H e a d e r < / B a n k A c c o u n t N o _ I s s u e d R e m i n d e r H e a d e r > + 
+         < B a n k A c c o u n t N o _ I s s u e d R e m i n d e r H e a d e r C a p t i o n   E l e m e n t T y p e = " C o l u m n "   E l e m e n t I d = " 9 2 7 8 1 1 0 5 4 "   D a t a T y p e = " S t r i n g " > B a n k A c c o u n t N o _ I s s u e d R e m i n d e r H e a d e r C a p t i o n < / B a n k A c c o u n t N o _ I s s u e d R e m i n d e r H e a d e r C a p t i o n > + 
+         < C o m p a n y A d d r e s s 1   E l e m e n t T y p e = " C o l u m n "   E l e m e n t I d = " 1 8 8 4 1 6 4 3 2 3 "   D a t a T y p e = " T e x t " > C o m p a n y A d d r e s s 1 < / C o m p a n y A d d r e s s 1 > + 
+         < C o m p a n y A d d r e s s 2   E l e m e n t T y p e = " C o l u m n "   E l e m e n t I d = " 1 2 4 6 4 6 7 7 0 6 "   D a t a T y p e = " T e x t " > C o m p a n y A d d r e s s 2 < / C o m p a n y A d d r e s s 2 > + 
+         < C o m p a n y A d d r e s s 3   E l e m e n t T y p e = " C o l u m n "   E l e m e n t I d = " 6 0 8 7 7 1 0 8 9 "   D a t a T y p e = " T e x t " > C o m p a n y A d d r e s s 3 < / C o m p a n y A d d r e s s 3 > + 
+         < C o m p a n y A d d r e s s 4   E l e m e n t T y p e = " C o l u m n "   E l e m e n t I d = " 7 7 7 6 8 0 1 1 2 "   D a t a T y p e = " T e x t " > C o m p a n y A d d r e s s 4 < / C o m p a n y A d d r e s s 4 > + 
+         < C o m p a n y A d d r e s s 5   E l e m e n t T y p e = " C o l u m n "   E l e m e n t I d = " 1 3 9 9 8 3 4 9 5 "   D a t a T y p e = " T e x t " > C o m p a n y A d d r e s s 5 < / C o m p a n y A d d r e s s 5 > + 
+         < C o m p a n y A d d r e s s 6   E l e m e n t T y p e = " C o l u m n "   E l e m e n t I d = " 4 9 7 7 1 3 1 2 2 "   D a t a T y p e = " T e x t " > C o m p a n y A d d r e s s 6 < / C o m p a n y A d d r e s s 6 > + 
+         < C o n t a c t _ I s s u e d R e m i n d e r H e a d e r   E l e m e n t T y p e = " C o l u m n "   E l e m e n t I d = " 3 3 3 4 5 1 0 1 8 "   D a t a T y p e = " T e x t " > C o n t a c t _ I s s u e d R e m i n d e r H e a d e r < / C o n t a c t _ I s s u e d R e m i n d e r H e a d e r > + 
+         < C o p y L b l   E l e m e n t T y p e = " C o l u m n "   E l e m e n t I d = " 1 5 5 3 9 4 0 0 3 4 "   D a t a T y p e = " L a b e l " > C o p y L b l < / C o p y L b l > + 
+         < C r e a t o r L b l   E l e m e n t T y p e = " C o l u m n "   E l e m e n t I d = " 1 1 7 4 9 9 4 1 9 "   D a t a T y p e = " L a b e l " > C r e a t o r L b l < / C r e a t o r L b l > + 
+         < C u r r e n c y C o d e _ I s s u e d R e m i n d e r H e a d e r   E l e m e n t T y p e = " C o l u m n "   E l e m e n t I d = " 1 3 1 6 1 1 3 2 6 8 "   D a t a T y p e = " C o d e " > C u r r e n c y C o d e _ I s s u e d R e m i n d e r H e a d e r < / C u r r e n c y C o d e _ I s s u e d R e m i n d e r H e a d e r > + 
+         < C u s t A d d r 1   E l e m e n t T y p e = " C o l u m n "   E l e m e n t I d = " 1 3 6 8 0 2 7 5 2 2 "   D a t a T y p e = " T e x t " > C u s t A d d r 1 < / C u s t A d d r 1 > + 
+         < C u s t A d d r 2   E l e m e n t T y p e = " C o l u m n "   E l e m e n t I d = " 2 0 0 5 7 2 4 1 3 9 "   D a t a T y p e = " T e x t " > C u s t A d d r 2 < / C u s t A d d r 2 > + 
+         < C u s t A d d r 3   E l e m e n t T y p e = " C o l u m n "   E l e m e n t I d = " 1 6 5 1 5 4 6 5 4 0 "   D a t a T y p e = " T e x t " > C u s t A d d r 3 < / C u s t A d d r 3 > + 
+         < C u s t A d d r 4   E l e m e n t T y p e = " C o l u m n "   E l e m e n t I d = " 1 0 1 3 8 4 9 9 2 3 "   D a t a T y p e = " T e x t " > C u s t A d d r 4 < / C u s t A d d r 4 > + 
+         < C u s t A d d r 5   E l e m e n t T y p e = " C o l u m n "   E l e m e n t I d = " 3 7 6 1 5 3 3 0 6 "   D a t a T y p e = " T e x t " > C u s t A d d r 5 < / C u s t A d d r 5 > + 
+         < C u s t A d d r 6   E l e m e n t T y p e = " C o l u m n "   E l e m e n t I d = " 2 6 1 5 4 3 3 1 1 "   D a t a T y p e = " T e x t " > C u s t A d d r 6 < / C u s t A d d r 6 > + 
+         < C u s t o m e r L b l   E l e m e n t T y p e = " C o l u m n "   E l e m e n t I d = " 2 0 7 1 4 2 2 0 2 1 "   D a t a T y p e = " L a b e l " > C u s t o m e r L b l < / C u s t o m e r L b l > + 
+         < C u s t o m e r N o _ I s s u e d R e m i n d e r H e a d e r   E l e m e n t T y p e = " C o l u m n "   E l e m e n t I d = " 1 0 8 6 5 6 3 6 4 3 "   D a t a T y p e = " C o d e " > C u s t o m e r N o _ I s s u e d R e m i n d e r H e a d e r < / C u s t o m e r N o _ I s s u e d R e m i n d e r H e a d e r > + 
+         < C u s t o m e r N o _ I s s u e d R e m i n d e r H e a d e r C a p t i o n   E l e m e n t T y p e = " C o l u m n "   E l e m e n t I d = " 1 9 1 4 6 6 3 4 6 9 "   D a t a T y p e = " S t r i n g " > C u s t o m e r N o _ I s s u e d R e m i n d e r H e a d e r C a p t i o n < / C u s t o m e r N o _ I s s u e d R e m i n d e r H e a d e r C a p t i o n > + 
+         < D o c F o o t e r T e x t   E l e m e n t T y p e = " C o l u m n "   E l e m e n t I d = " 1 5 4 4 4 2 9 6 1 1 "   D a t a T y p e = " T e x t " > D o c F o o t e r T e x t < / D o c F o o t e r T e x t > + 
+         < D o c u m e n t D a t e _ I s s u e d R e m i n d e r H e a d e r   E l e m e n t T y p e = " C o l u m n "   E l e m e n t I d = " 2 1 1 3 1 2 5 4 8 3 "   D a t a T y p e = " S t r i n g " > D o c u m e n t D a t e _ I s s u e d R e m i n d e r H e a d e r < / D o c u m e n t D a t e _ I s s u e d R e m i n d e r H e a d e r > + 
+         < D o c u m e n t D a t e _ I s s u e d R e m i n d e r H e a d e r C a p t i o n   E l e m e n t T y p e = " C o l u m n "   E l e m e n t I d = " 8 4 5 6 3 4 3 6 5 "   D a t a T y p e = " S t r i n g " > D o c u m e n t D a t e _ I s s u e d R e m i n d e r H e a d e r C a p t i o n < / D o c u m e n t D a t e _ I s s u e d R e m i n d e r H e a d e r C a p t i o n > + 
+         < D o c u m e n t L b l   E l e m e n t T y p e = " C o l u m n "   E l e m e n t I d = " 1 9 1 1 2 6 7 4 2 4 "   D a t a T y p e = " L a b e l " > D o c u m e n t L b l < / D o c u m e n t L b l > + 
+         < I B A N _ I s s u e d R e m i n d e r H e a d e r   E l e m e n t T y p e = " C o l u m n "   E l e m e n t I d = " 1 6 9 5 9 4 7 8 0 2 "   D a t a T y p e = " C o d e " > I B A N _ I s s u e d R e m i n d e r H e a d e r < / I B A N _ I s s u e d R e m i n d e r H e a d e r > + 
+         < I B A N _ I s s u e d R e m i n d e r H e a d e r C a p t i o n   E l e m e n t T y p e = " C o l u m n "   E l e m e n t I d = " 1 0 2 1 1 0 3 5 2 4 "   D a t a T y p e = " S t r i n g " > I B A N _ I s s u e d R e m i n d e r H e a d e r C a p t i o n < / I B A N _ I s s u e d R e m i n d e r H e a d e r C a p t i o n > + 
+         < N o _ I s s u e d R e m i n d e r H e a d e r   E l e m e n t T y p e = " C o l u m n "   E l e m e n t I d = " 4 4 6 3 2 8 1 9 1 "   D a t a T y p e = " C o d e " > N o _ I s s u e d R e m i n d e r H e a d e r < / N o _ I s s u e d R e m i n d e r H e a d e r > + 
+         < P a g e L b l   E l e m e n t T y p e = " C o l u m n "   E l e m e n t I d = " 2 7 0 2 9 6 3 3 2 "   D a t a T y p e = " L a b e l " > P a g e L b l < / P a g e L b l > + 
+         < P o s t i n g D a t e _ I s s u e d R e m i n d e r H e a d e r   E l e m e n t T y p e = " C o l u m n "   E l e m e n t I d = " 1 2 7 9 1 8 1 0 2 2 "   D a t a T y p e = " S t r i n g " > P o s t i n g D a t e _ I s s u e d R e m i n d e r H e a d e r < / P o s t i n g D a t e _ I s s u e d R e m i n d e r H e a d e r > + 
+         < P o s t i n g D a t e _ I s s u e d R e m i n d e r H e a d e r C a p t i o n   E l e m e n t T y p e = " C o l u m n "   E l e m e n t I d = " 8 9 5 2 3 6 0 6 8 "   D a t a T y p e = " S t r i n g " > P o s t i n g D a t e _ I s s u e d R e m i n d e r H e a d e r C a p t i o n < / P o s t i n g D a t e _ I s s u e d R e m i n d e r H e a d e r C a p t i o n > + 
+         < R e g i s t r a t i o n N o _ I s s u e d R e m i n d e r H e a d e r   E l e m e n t T y p e = " C o l u m n "   E l e m e n t I d = " 1 4 3 4 7 5 2 5 3 4 "   D a t a T y p e = " T e x t " > R e g i s t r a t i o n N o _ I s s u e d R e m i n d e r H e a d e r < / R e g i s t r a t i o n N o _ I s s u e d R e m i n d e r H e a d e r > + 
+         < R e g i s t r a t i o n N o _ I s s u e d R e m i n d e r H e a d e r C a p t i o n   E l e m e n t T y p e = " C o l u m n "   E l e m e n t I d = " 1 7 4 9 6 9 5 9 1 2 "   D a t a T y p e = " S t r i n g " > R e g i s t r a t i o n N o _ I s s u e d R e m i n d e r H e a d e r C a p t i o n < / R e g i s t r a t i o n N o _ I s s u e d R e m i n d e r H e a d e r C a p t i o n > + 
+         < S W I F T C o d e _ I s s u e d R e m i n d e r H e a d e r   E l e m e n t T y p e = " C o l u m n "   E l e m e n t I d = " 2 0 5 3 2 1 1 5 6 "   D a t a T y p e = " C o d e " > S W I F T C o d e _ I s s u e d R e m i n d e r H e a d e r < / S W I F T C o d e _ I s s u e d R e m i n d e r H e a d e r > + 
+         < S W I F T C o d e _ I s s u e d R e m i n d e r H e a d e r C a p t i o n   E l e m e n t T y p e = " C o l u m n "   E l e m e n t I d = " 5 6 7 0 2 3 9 4 6 "   D a t a T y p e = " S t r i n g " > S W I F T C o d e _ I s s u e d R e m i n d e r H e a d e r C a p t i o n < / S W I F T C o d e _ I s s u e d R e m i n d e r H e a d e r C a p t i o n > + 
+         < V A T R e g i s t r a t i o n N o _ I s s u e d R e m i n d e r H e a d e r   E l e m e n t T y p e = " C o l u m n "   E l e m e n t I d = " 6 7 4 1 3 0 3 7 9 "   D a t a T y p e = " T e x t " > V A T R e g i s t r a t i o n N o _ I s s u e d R e m i n d e r H e a d e r < / V A T R e g i s t r a t i o n N o _ I s s u e d R e m i n d e r H e a d e r > + 
+         < V A T R e g i s t r a t i o n N o _ I s s u e d R e m i n d e r H e a d e r C a p t i o n   E l e m e n t T y p e = " C o l u m n "   E l e m e n t I d = " 6 0 9 9 3 5 5 1 7 "   D a t a T y p e = " S t r i n g " > V A T R e g i s t r a t i o n N o _ I s s u e d R e m i n d e r H e a d e r C a p t i o n < / V A T R e g i s t r a t i o n N o _ I s s u e d R e m i n d e r H e a d e r C a p t i o n > + 
+         < V e n d o r L b l   E l e m e n t T y p e = " C o l u m n "   E l e m e n t I d = " 6 6 2 2 7 1 2 6 1 "   D a t a T y p e = " L a b e l " > V e n d o r L b l < / V e n d o r L b l > + 
+         < C o p y L o o p   E l e m e n t T y p e = " D a t a I t e m "   E l e m e n t I d = " 1 0 1 5 9 5 0 9 7 2 " > + 
+             < C o p y N o   E l e m e n t T y p e = " C o l u m n "   E l e m e n t I d = " 2 0 1 3 9 5 7 4 0 1 "   D a t a T y p e = " I n t e g e r " > C o p y N o < / C o p y N o > + 
+             < I s s u e d _ R e m i n d e r _ L i n e   E l e m e n t T y p e = " D a t a I t e m "   E l e m e n t I d = " 9 8 4 8 8 6 2 2 4 " > + 
+                 < A m o u n t I n c l V A T   E l e m e n t T y p e = " C o l u m n "   E l e m e n t I d = " 8 4 2 1 3 5 9 1 0 "   D a t a T y p e = " D e c i m a l " > A m o u n t I n c l V A T < / A m o u n t I n c l V A T > + 
+                 < D e s c r i p t i o n _ I s s u e d R e m i n d e r L i n e   E l e m e n t T y p e = " C o l u m n "   E l e m e n t I d = " 1 9 7 2 6 2 3 1 2 7 "   D a t a T y p e = " T e x t " > D e s c r i p t i o n _ I s s u e d R e m i n d e r L i n e < / D e s c r i p t i o n _ I s s u e d R e m i n d e r L i n e > + 
+                 < D e s c r i p t i o n _ I s s u e d R e m i n d e r L i n e C a p t i o n   E l e m e n t T y p e = " C o l u m n "   E l e m e n t I d = " 9 4 7 6 8 8 2 4 1 "   D a t a T y p e = " S t r i n g " > D e s c r i p t i o n _ I s s u e d R e m i n d e r L i n e C a p t i o n < / D e s c r i p t i o n _ I s s u e d R e m i n d e r L i n e C a p t i o n > + 
+                 < D o c u m e n t D a t e _ I s s u e d R e m i n d e r L i n e   E l e m e n t T y p e = " C o l u m n "   E l e m e n t I d = " 1 1 1 8 7 7 0 5 8 8 "   D a t a T y p e = " S t r i n g " > D o c u m e n t D a t e _ I s s u e d R e m i n d e r L i n e < / D o c u m e n t D a t e _ I s s u e d R e m i n d e r L i n e > + 
+                 < D o c u m e n t D a t e _ I s s u e d R e m i n d e r L i n e C a p t i o n   E l e m e n t T y p e = " C o l u m n "   E l e m e n t I d = " 1 6 7 6 7 9 3 2 3 0 "   D a t a T y p e = " S t r i n g " > D o c u m e n t D a t e _ I s s u e d R e m i n d e r L i n e C a p t i o n < / D o c u m e n t D a t e _ I s s u e d R e m i n d e r L i n e C a p t i o n > + 
+                 < D o c u m e n t N o _ I s s u e d R e m i n d e r L i n e   E l e m e n t T y p e = " C o l u m n "   E l e m e n t I d = " 1 1 9 4 9 2 4 0 5 5 "   D a t a T y p e = " C o d e " > D o c u m e n t N o _ I s s u e d R e m i n d e r L i n e < / D o c u m e n t N o _ I s s u e d R e m i n d e r L i n e > + 
+                 < D o c u m e n t N o _ I s s u e d R e m i n d e r L i n e C a p t i o n   E l e m e n t T y p e = " C o l u m n "   E l e m e n t I d = " 1 8 3 7 2 4 1 2 9 5 "   D a t a T y p e = " S t r i n g " > D o c u m e n t N o _ I s s u e d R e m i n d e r L i n e C a p t i o n < / D o c u m e n t N o _ I s s u e d R e m i n d e r L i n e C a p t i o n > + 
+                 < D o c u m e n t T y p e _ I s s u e d R e m i n d e r L i n e   E l e m e n t T y p e = " C o l u m n "   E l e m e n t I d = " 1 1 8 9 1 3 5 6 8 "   D a t a T y p e = " E n u m " > D o c u m e n t T y p e _ I s s u e d R e m i n d e r L i n e < / D o c u m e n t T y p e _ I s s u e d R e m i n d e r L i n e > + 
+                 < D o c u m e n t T y p e _ I s s u e d R e m i n d e r L i n e C a p t i o n   E l e m e n t T y p e = " C o l u m n "   E l e m e n t I d = " 6 9 0 6 6 0 1 4 6 "   D a t a T y p e = " S t r i n g " > D o c u m e n t T y p e _ I s s u e d R e m i n d e r L i n e C a p t i o n < / D o c u m e n t T y p e _ I s s u e d R e m i n d e r L i n e C a p t i o n > + 
+                 < D u e D a t e _ I s s u e d R e m i n d e r L i n e   E l e m e n t T y p e = " C o l u m n "   E l e m e n t I d = " 7 8 7 2 1 5 6 5 7 "   D a t a T y p e = " S t r i n g " > D u e D a t e _ I s s u e d R e m i n d e r L i n e < / D u e D a t e _ I s s u e d R e m i n d e r L i n e > + 
+                 < D u e D a t e _ I s s u e d R e m i n d e r L i n e C a p t i o n   E l e m e n t T y p e = " C o l u m n "   E l e m e n t I d = " 1 8 1 6 4 9 3 6 7 9 "   D a t a T y p e = " S t r i n g " > D u e D a t e _ I s s u e d R e m i n d e r L i n e C a p t i o n < / D u e D a t e _ I s s u e d R e m i n d e r L i n e C a p t i o n > + 
+                 < F o r m a t t e d _ A m o u n t I n c l V A T   E l e m e n t T y p e = " C o l u m n "   E l e m e n t I d = " 1 3 7 0 3 3 9 7 6 5 "   D a t a T y p e = " S t r i n g " > F o r m a t t e d _ A m o u n t I n c l V A T < / F o r m a t t e d _ A m o u n t I n c l V A T > + 
+                 < F o r m a t t e d _ O r i g i n a l A m o u n t _ I s s u e d R e m i n d e r L i n e C a p t i o n   E l e m e n t T y p e = " C o l u m n "   E l e m e n t I d = " 1 1 5 1 0 4 1 2 4 3 "   D a t a T y p e = " S t r i n g " > F o r m a t t e d _ O r i g i n a l A m o u n t _ I s s u e d R e m i n d e r L i n e C a p t i o n < / F o r m a t t e d _ O r i g i n a l A m o u n t _ I s s u e d R e m i n d e r L i n e C a p t i o n > + 
+                 < F o r m a t t e d _ R e m a i n i n g A m o u n t _ I s s u e d R e m i n d e r L i n e   E l e m e n t T y p e = " C o l u m n "   E l e m e n t I d = " 4 8 0 8 7 9 0 3 4 "   D a t a T y p e = " S t r i n g " > F o r m a t t e d _ R e m a i n i n g A m o u n t _ I s s u e d R e m i n d e r L i n e < / F o r m a t t e d _ R e m a i n i n g A m o u n t _ I s s u e d R e m i n d e r L i n e > + 
+                 < I n t e r e s t A m o u n t L b l   E l e m e n t T y p e = " C o l u m n "   E l e m e n t I d = " 7 9 1 8 3 1 2 4 3 "   D a t a T y p e = " L a b e l " > I n t e r e s t A m o u n t L b l < / I n t e r e s t A m o u n t L b l > + 
+                 < L i n e A m o u n t T e x t   E l e m e n t T y p e = " C o l u m n "   E l e m e n t I d = " 7 6 4 5 1 5 8 8 6 "   D a t a T y p e = " T e x t " > L i n e A m o u n t T e x t < / L i n e A m o u n t T e x t > + 
+                 < L i n e N o _ I s s u e d R e m i n d e r L i n e   E l e m e n t T y p e = " C o l u m n "   E l e m e n t I d = " 2 0 6 6 9 3 7 4 1 6 "   D a t a T y p e = " I n t e g e r " > L i n e N o _ I s s u e d R e m i n d e r L i n e < / L i n e N o _ I s s u e d R e m i n d e r L i n e > + 
+                 < L i n e T y p e _ I s s u e d R e m i n d e r L i n e   E l e m e n t T y p e = " C o l u m n "   E l e m e n t I d = " 3 6 1 0 8 9 3 4 5 "   D a t a T y p e = " S t r i n g " > L i n e T y p e _ I s s u e d R e m i n d e r L i n e < / L i n e T y p e _ I s s u e d R e m i n d e r L i n e > + 
+                 < O r i g i n a l A m o u n t _ I s s u e d R e m i n d e r L i n e   E l e m e n t T y p e = " C o l u m n "   E l e m e n t I d = " 8 5 4 9 7 3 2 0 2 "   D a t a T y p e = " D e c i m a l " > O r i g i n a l A m o u n t _ I s s u e d R e m i n d e r L i n e < / O r i g i n a l A m o u n t _ I s s u e d R e m i n d e r L i n e > + 
+                 < O r i g i n a l A m o u n t _ I s s u e d R e m i n d e r L i n e C a p t i o n   E l e m e n t T y p e = " C o l u m n "   E l e m e n t I d = " 1 2 0 9 9 8 5 8 6 8 "   D a t a T y p e = " S t r i n g " > O r i g i n a l A m o u n t _ I s s u e d R e m i n d e r L i n e C a p t i o n < / O r i g i n a l A m o u n t _ I s s u e d R e m i n d e r L i n e C a p t i o n > + 
+                 < R e m a i n i n g A m o u n t _ I s s u e d R e m i n d e r L i n e   E l e m e n t T y p e = " C o l u m n "   E l e m e n t I d = " 1 7 5 8 7 3 1 9 5 1 "   D a t a T y p e = " D e c i m a l " > R e m a i n i n g A m o u n t _ I s s u e d R e m i n d e r L i n e < / R e m a i n i n g A m o u n t _ I s s u e d R e m i n d e r L i n e > + 
+                 < R e m a i n i n g A m o u n t _ I s s u e d R e m i n d e r L i n e C a p t i o n   E l e m e n t T y p e = " C o l u m n "   E l e m e n t I d = " 2 2 5 8 1 4 2 0 1 "   D a t a T y p e = " S t r i n g " > R e m a i n i n g A m o u n t _ I s s u e d R e m i n d e r L i n e C a p t i o n < / R e m a i n i n g A m o u n t _ I s s u e d R e m i n d e r L i n e C a p t i o n > + 
+                 < T o t a l L b l   E l e m e n t T y p e = " C o l u m n "   E l e m e n t I d = " 2 6 2 6 5 4 8 3 7 "   D a t a T y p e = " L a b e l " > T o t a l L b l < / T o t a l L b l > + 
+                 < T y p e _ I s s u e d R e m i n d e r L i n e   E l e m e n t T y p e = " C o l u m n "   E l e m e n t I d = " 8 5 4 3 7 8 6 3 9 "   D a t a T y p e = " S t r i n g " > T y p e _ I s s u e d R e m i n d e r L i n e < / T y p e _ I s s u e d R e m i n d e r L i n e > + 
+             < / I s s u e d _ R e m i n d e r _ L i n e > + 
+             < N o t D u e L i n e   E l e m e n t T y p e = " D a t a I t e m "   E l e m e n t I d = " 1 8 6 6 1 7 9 7 1 8 " > + 
+                 < D e s c r i p t i o n _ N o t D u e L i n e   E l e m e n t T y p e = " C o l u m n "   E l e m e n t I d = " 1 3 4 3 5 9 0 4 3 7 "   D a t a T y p e = " T e x t " > D e s c r i p t i o n _ N o t D u e L i n e < / D e s c r i p t i o n _ N o t D u e L i n e > + 
+                 < D o c u m e n t D a t e _ N o t D u e L i n e   E l e m e n t T y p e = " C o l u m n "   E l e m e n t I d = " 8 6 7 3 2 6 4 4 6 "   D a t a T y p e = " S t r i n g " > D o c u m e n t D a t e _ N o t D u e L i n e < / D o c u m e n t D a t e _ N o t D u e L i n e > + 
+                 < D o c u m e n t N o _ N o t D u e L i n e   E l e m e n t T y p e = " C o l u m n "   E l e m e n t I d = " 1 4 8 5 2 7 0 7 4 7 "   D a t a T y p e = " C o d e " > D o c u m e n t N o _ N o t D u e L i n e < / D o c u m e n t N o _ N o t D u e L i n e > + 
+                 < D o c u m e n t T y p e _ N o t D u e L i n e   E l e m e n t T y p e = " C o l u m n "   E l e m e n t I d = " 4 7 5 1 5 0 8 6 2 "   D a t a T y p e = " E n u m " > D o c u m e n t T y p e _ N o t D u e L i n e < / D o c u m e n t T y p e _ N o t D u e L i n e > + 
+                 < D u e D a t e _ N o t D u e L i n e   E l e m e n t T y p e = " C o l u m n "   E l e m e n t I d = " 2 4 1 1 9 7 6 6 9 "   D a t a T y p e = " S t r i n g " > D u e D a t e _ N o t D u e L i n e < / D u e D a t e _ N o t D u e L i n e > + 
+                 < F o r m a t t e d _ O r i g i n a l A m o u n t _ N o t D u e L i n e   E l e m e n t T y p e = " C o l u m n "   E l e m e n t I d = " 2 0 4 1 1 7 1 4 7 1 "   D a t a T y p e = " S t r i n g " > F o r m a t t e d _ O r i g i n a l A m o u n t _ N o t D u e L i n e < / F o r m a t t e d _ O r i g i n a l A m o u n t _ N o t D u e L i n e > + 
+                 < F o r m a t t e d _ R e m a i n i n g A m o u n t _ N o t D u e L i n e   E l e m e n t T y p e = " C o l u m n "   E l e m e n t I d = " 5 1 2 2 9 8 7 7 2 "   D a t a T y p e = " S t r i n g " > F o r m a t t e d _ R e m a i n i n g A m o u n t _ N o t D u e L i n e < / F o r m a t t e d _ R e m a i n i n g A m o u n t _ N o t D u e L i n e > + 
+                 < L i n e N o _ N o t D u e L i n e   E l e m e n t T y p e = " C o l u m n "   E l e m e n t I d = " 1 6 4 4 2 3 8 2 7 8 "   D a t a T y p e = " I n t e g e r " > L i n e N o _ N o t D u e L i n e < / L i n e N o _ N o t D u e L i n e > + 
+                 < L i n e T y p e _ N o t D u e L i n e   E l e m e n t T y p e = " C o l u m n "   E l e m e n t I d = " 1 5 2 5 8 5 9 4 6 9 "   D a t a T y p e = " S t r i n g " > L i n e T y p e _ N o t D u e L i n e < / L i n e T y p e _ N o t D u e L i n e > + 
+                 < O r i g i n a l A m o u n t _ N o t D u e L i n e   E l e m e n t T y p e = " C o l u m n "   E l e m e n t I d = " 1 9 7 9 7 4 4 6 4 "   D a t a T y p e = " D e c i m a l " > O r i g i n a l A m o u n t _ N o t D u e L i n e < / O r i g i n a l A m o u n t _ N o t D u e L i n e > + 
+                 < R e m a i n i n g A m o u n t _ N o t D u e L i n e   E l e m e n t T y p e = " C o l u m n "   E l e m e n t I d = " 3 7 1 6 1 9 5 "   D a t a T y p e = " D e c i m a l " > R e m a i n i n g A m o u n t _ N o t D u e L i n e < / R e m a i n i n g A m o u n t _ N o t D u e L i n e > + 
+                 < T y p e _ N o t D u e L i n e   E l e m e n t T y p e = " C o l u m n "   E l e m e n t I d = " 1 1 3 7 2 5 5 5 4 9 "   D a t a T y p e = " S t r i n g " > T y p e _ N o t D u e L i n e < / T y p e _ N o t D u e L i n e > + 
+             < / N o t D u e L i n e > + 
+             < L i n e S u m   E l e m e n t T y p e = " D a t a I t e m "   E l e m e n t I d = " 1 0 8 0 0 5 5 3 0 4 " > + 
+                 < A m t D u e L b l   E l e m e n t T y p e = " C o l u m n "   E l e m e n t I d = " 1 0 4 9 5 4 7 7 1 5 "   D a t a T y p e = " T e x t " > A m t D u e L b l < / A m t D u e L b l > + 
+                 < B o d y L b l   E l e m e n t T y p e = " C o l u m n "   E l e m e n t I d = " 2 3 9 4 5 8 5 4 5 "   D a t a T y p e = " L a b e l " > B o d y L b l < / B o d y L b l > + 
+                 < B o d y T e x t   E l e m e n t T y p e = " C o l u m n "   E l e m e n t I d = " 1 4 9 7 5 9 8 0 8 "   D a t a T y p e = " T e x t " > B o d y T e x t < / B o d y T e x t > + 
+                 < C l o s i n g L b l   E l e m e n t T y p e = " C o l u m n "   E l e m e n t I d = " 6 2 3 8 9 5 5 8 0 "   D a t a T y p e = " L a b e l " > C l o s i n g L b l < / C l o s i n g L b l > + 
+                 < C l o s i n g T e x t   E l e m e n t T y p e = " C o l u m n "   E l e m e n t I d = " 5 1 2 1 3 5 9 0 9 "   D a t a T y p e = " T e x t " > C l o s i n g T e x t < / C l o s i n g T e x t > + 
+                 < D e s c r i p t i o n T e x t   E l e m e n t T y p e = " C o l u m n "   E l e m e n t I d = " 8 3 3 0 2 1 6 1 8 "   D a t a T y p e = " T e x t " > D e s c r i p t i o n T e x t < / D e s c r i p t i o n T e x t > + 
+                 < F o r m a t t e d _ T o t a l L i n e A m o u n t   E l e m e n t T y p e = " C o l u m n "   E l e m e n t I d = " 1 4 8 9 5 3 4 5 4 0 "   D a t a T y p e = " S t r i n g " > F o r m a t t e d _ T o t a l L i n e A m o u n t < / F o r m a t t e d _ T o t a l L i n e A m o u n t > + 
+                 < G r e e t i n g L b l   E l e m e n t T y p e = " C o l u m n "   E l e m e n t I d = " 1 6 3 3 0 6 2 0 3 4 "   D a t a T y p e = " L a b e l " > G r e e t i n g L b l < / G r e e t i n g L b l > + 
+                 < G r e e t i n g T e x t   E l e m e n t T y p e = " C o l u m n "   E l e m e n t I d = " 1 1 7 5 2 7 9 2 8 9 "   D a t a T y p e = " T e x t " > G r e e t i n g T e x t < / G r e e t i n g T e x t > + 
+                 < T o t a l L i n e A m o u n t   E l e m e n t T y p e = " C o l u m n "   E l e m e n t I d = " 3 8 7 9 9 1 8 2 7 "   D a t a T y p e = " D e c i m a l " > T o t a l L i n e A m o u n t < / T o t a l L i n e A m o u n t > + 
+             < / L i n e S u m > + 
+             < U s e r _ S e t u p   E l e m e n t T y p e = " D a t a I t e m "   E l e m e n t I d = " 2 0 5 4 0 1 9 0 0 " > + 
+                 < E m p l o y e e   E l e m e n t T y p e = " D a t a I t e m "   E l e m e n t I d = " 6 4 9 0 3 7 5 8 5 " > + 
+                     < C o m p a n y E M a i l _ E m p l o y e e   E l e m e n t T y p e = " C o l u m n "   E l e m e n t I d = " 7 8 0 1 1 2 2 5 1 "   D a t a T y p e = " T e x t " > C o m p a n y E M a i l _ E m p l o y e e < / C o m p a n y E M a i l _ E m p l o y e e > + 
+                     < F u l l N a m e _ E m p l o y e e   E l e m e n t T y p e = " C o l u m n "   E l e m e n t I d = " 1 7 9 9 7 6 8 0 6 0 "   D a t a T y p e = " T e x t " > F u l l N a m e _ E m p l o y e e < / F u l l N a m e _ E m p l o y e e > + 
+                     < P h o n e N o _ E m p l o y e e   E l e m e n t T y p e = " C o l u m n "   E l e m e n t I d = " 1 1 8 5 6 1 9 8 9 "   D a t a T y p e = " T e x t " > P h o n e N o _ E m p l o y e e < / P h o n e N o _ E m p l o y e e > + 
+                 < / E m p l o y e e > + 
+             < / U s e r _ S e t u p > + 
+         < / C o p y L o o p > + 
+     < / I s s u e d _ R e m i n d e r _ H e a d e r > + 
+ < / N a v W o r d R e p o r t X m l P a r t > 
+</file>
+
 <file path=customXml/itemProps1.xml><?xml version="1.0" encoding="utf-8"?>
 <ds:datastoreItem xmlns:ds="http://schemas.openxmlformats.org/officeDocument/2006/customXml" ds:itemID="{A097F890-349D-493C-B44A-7D7B874D413F}">
   <ds:schemaRefs>
